--- a/DailyReport_Email_EN_20261022.docx
+++ b/DailyReport_Email_EN_20261022.docx
@@ -329,7 +329,7 @@
                             <w:bCs/>
                             <w:color w:val="1F3864" w:themeColor="accent5" w:themeShade="80"/>
                           </w:rPr>
-                          <w:t>Momentum intact</w:t>
+                          <w:t>Narrow rally extends streak</w:t>
                         </w:r>
                         <w:r>
                           <w:rPr>
